--- a/Project/Documentation/CIS2232_ProjectTopic_OhanekwuRobert_Sybil.docx
+++ b/Project/Documentation/CIS2232_ProjectTopic_OhanekwuRobert_Sybil.docx
@@ -70,15 +70,7 @@
         <w:t xml:space="preserve"> </w:t>
       </w:r>
       <w:r>
-        <w:t xml:space="preserve">It can be </w:t>
-      </w:r>
-      <w:proofErr w:type="gramStart"/>
-      <w:r>
-        <w:t>anything really</w:t>
-      </w:r>
-      <w:proofErr w:type="gramEnd"/>
-      <w:r>
-        <w:t xml:space="preserve"> but something that would take some manipulation / calculations based on the input fields.  </w:t>
+        <w:t xml:space="preserve">It can be anything really but something that would take some manipulation / calculations based on the input fields.  </w:t>
       </w:r>
       <w:r>
         <w:t xml:space="preserve">You may make up some details to allow a calculation. </w:t>
@@ -214,7 +206,7 @@
               <w:rPr>
                 <w:b/>
               </w:rPr>
-              <w:t>Naija Cuisines Food Ordering and Catering System</w:t>
+              <w:t>Food Ordering and Catering System</w:t>
             </w:r>
           </w:p>
         </w:tc>
@@ -255,11 +247,7 @@
               <w:spacing w:after="160" w:line="259" w:lineRule="auto"/>
             </w:pPr>
             <w:r>
-              <w:t xml:space="preserve">Main Color: Deep </w:t>
-            </w:r>
-            <w:proofErr w:type="gramStart"/>
-            <w:r>
-              <w:t>Orange</w:t>
+              <w:t>Main Color: Deep Orange</w:t>
             </w:r>
             <w:r>
               <w:t xml:space="preserve"> </w:t>
@@ -270,7 +258,6 @@
             <w:r>
               <w:t>#</w:t>
             </w:r>
-            <w:proofErr w:type="gramEnd"/>
             <w:r>
               <w:t xml:space="preserve">E85D04) </w:t>
             </w:r>
@@ -280,21 +267,13 @@
               <w:spacing w:after="160" w:line="259" w:lineRule="auto"/>
             </w:pPr>
             <w:r>
-              <w:t xml:space="preserve">Secondary Color: </w:t>
-            </w:r>
-            <w:proofErr w:type="gramStart"/>
-            <w:r>
-              <w:t>Cream</w:t>
+              <w:t>Secondary Color: Cream</w:t>
             </w:r>
             <w:r>
               <w:t xml:space="preserve"> </w:t>
             </w:r>
             <w:r>
-              <w:t>(#</w:t>
-            </w:r>
-            <w:proofErr w:type="gramEnd"/>
-            <w:r>
-              <w:t>FFF3E0)</w:t>
+              <w:t>(#FFF3E0)</w:t>
             </w:r>
           </w:p>
         </w:tc>
@@ -805,15 +784,7 @@
     </w:p>
     <w:p>
       <w:r>
-        <w:t xml:space="preserve">Once the document is completed, move the </w:t>
-      </w:r>
-      <w:proofErr w:type="gramStart"/>
-      <w:r>
-        <w:t>details</w:t>
-      </w:r>
-      <w:proofErr w:type="gramEnd"/>
-      <w:r>
-        <w:t xml:space="preserve"> a Bitbucket repository that you create.  The developer creates the repository for the topic that they will be coding.  Add the other two project group members to the repository. </w:t>
+        <w:t xml:space="preserve">Once the document is completed, move the details a Bitbucket repository that you create.  The developer creates the repository for the topic that they will be coding.  Add the other two project group members to the repository. </w:t>
       </w:r>
       <w:r>
         <w:t xml:space="preserve"> Add this document to the repository (Commit/Push).  </w:t>
@@ -1435,6 +1406,7 @@
   <w:style w:type="character" w:default="1" w:styleId="DefaultParagraphFont">
     <w:name w:val="Default Paragraph Font"/>
     <w:uiPriority w:val="1"/>
+    <w:semiHidden/>
     <w:unhideWhenUsed/>
   </w:style>
   <w:style w:type="table" w:default="1" w:styleId="TableNormal">
